--- a/CHANGE TRACKING/Progress Chase 10 October 2020.docx
+++ b/CHANGE TRACKING/Progress Chase 10 October 2020.docx
@@ -87,8 +87,30 @@
         <w:rPr>
           <w:lang w:val="en-CA"/>
         </w:rPr>
-        <w:t>the GDP hierarchy for GDP by Expenditure (Consumption, GFCF, Imports, Exports, Government) and for GDP Sectors.  Where BoP magnitudes are reported as part of GDP by Expenditure, nevertheless categories them as BoP</w:t>
-      </w:r>
+        <w:t xml:space="preserve">the GDP hierarchy for GDP by Expenditure (Consumption, GFCF, Imports, Exports, Government) and for GDP Sectors.  Where </w:t>
+      </w:r>
+      <w:proofErr w:type="spellStart"/>
+      <w:r>
+        <w:rPr>
+          <w:lang w:val="en-CA"/>
+        </w:rPr>
+        <w:t>BoP</w:t>
+      </w:r>
+      <w:proofErr w:type="spellEnd"/>
+      <w:r>
+        <w:rPr>
+          <w:lang w:val="en-CA"/>
+        </w:rPr>
+        <w:t xml:space="preserve"> magnitudes are reported as part of GDP by Expenditure, nevertheless categories them as </w:t>
+      </w:r>
+      <w:proofErr w:type="spellStart"/>
+      <w:r>
+        <w:rPr>
+          <w:lang w:val="en-CA"/>
+        </w:rPr>
+        <w:t>BoP</w:t>
+      </w:r>
+      <w:proofErr w:type="spellEnd"/>
     </w:p>
     <w:p>
       <w:pPr>
@@ -219,8 +241,33 @@
         </w:numPr>
       </w:pPr>
       <w:r>
-        <w:t>The 2015 dataset is different from 2018 but contains no additional entries. Discard it.</w:t>
-      </w:r>
+        <w:t>The 2015 dataset is different from 2018 but contains no additional entries.</w:t>
+      </w:r>
+    </w:p>
+    <w:p>
+      <w:pPr>
+        <w:pStyle w:val="ListParagraph"/>
+        <w:numPr>
+          <w:ilvl w:val="2"/>
+          <w:numId w:val="4"/>
+        </w:numPr>
+      </w:pPr>
+      <w:r>
+        <w:t xml:space="preserve">2020 add extra indicators to </w:t>
+      </w:r>
+      <w:proofErr w:type="spellStart"/>
+      <w:r>
+        <w:t>IndicatorStandardNames</w:t>
+      </w:r>
+      <w:proofErr w:type="spellEnd"/>
+      <w:r>
+        <w:t xml:space="preserve"> and </w:t>
+      </w:r>
+      <w:proofErr w:type="spellStart"/>
+      <w:r>
+        <w:t>DimIndicator</w:t>
+      </w:r>
+      <w:proofErr w:type="spellEnd"/>
     </w:p>
     <w:p>
       <w:pPr>
@@ -364,6 +411,7 @@
           <w:color w:val="000000"/>
           <w:lang w:eastAsia="en-CA"/>
         </w:rPr>
+        <w:lastRenderedPageBreak/>
         <w:t>Country Name, Country Code, Indicator Name, Indicator Code</w:t>
       </w:r>
     </w:p>
@@ -548,7 +596,7 @@
           </w:p>
           <w:p>
             <w:r>
-              <w:t>All existing WDI2018 indicators are the same as the WDI2020 indicators</w:t>
+              <w:t>WDI2020 incorrectly imports WDI2018 data</w:t>
             </w:r>
           </w:p>
         </w:tc>
@@ -558,31 +606,62 @@
           <w:tcPr>
             <w:tcW w:w="307" w:type="pct"/>
           </w:tcPr>
-          <w:p/>
+          <w:p>
+            <w:r>
+              <w:t>3a</w:t>
+            </w:r>
+          </w:p>
         </w:tc>
         <w:tc>
           <w:tcPr>
             <w:tcW w:w="569" w:type="pct"/>
           </w:tcPr>
-          <w:p/>
+          <w:p>
+            <w:r>
+              <w:t>11/10/2020</w:t>
+            </w:r>
+          </w:p>
         </w:tc>
         <w:tc>
           <w:tcPr>
             <w:tcW w:w="1749" w:type="pct"/>
           </w:tcPr>
-          <w:p/>
+          <w:p>
+            <w:r>
+              <w:t>WDI2020 correct failed import</w:t>
+            </w:r>
+          </w:p>
         </w:tc>
         <w:tc>
           <w:tcPr>
             <w:tcW w:w="1042" w:type="pct"/>
           </w:tcPr>
-          <w:p/>
+          <w:p>
+            <w:r>
+              <w:t xml:space="preserve">WDI2020 </w:t>
+            </w:r>
+            <w:r>
+              <w:t xml:space="preserve">second </w:t>
+            </w:r>
+            <w:r>
+              <w:t>pass new data</w:t>
+            </w:r>
+          </w:p>
         </w:tc>
         <w:tc>
           <w:tcPr>
             <w:tcW w:w="1333" w:type="pct"/>
           </w:tcPr>
-          <w:p/>
+          <w:p>
+            <w:r>
+              <w:t>TEST WDI2020 10.10.2020</w:t>
+            </w:r>
+          </w:p>
+          <w:p>
+            <w:r>
+              <w:t>Import now correct</w:t>
+            </w:r>
+          </w:p>
         </w:tc>
       </w:tr>
       <w:tr>
@@ -863,13 +942,7 @@
     <w:p/>
     <w:p/>
     <w:p/>
-    <w:p>
-      <w:pPr>
-        <w:rPr>
-          <w:lang w:val="en-GB"/>
-        </w:rPr>
-      </w:pPr>
-    </w:p>
+    <w:p/>
     <w:sectPr>
       <w:pgSz w:w="15840" w:h="12240" w:orient="landscape"/>
       <w:pgMar w:top="1440" w:right="1440" w:bottom="1440" w:left="1440" w:header="708" w:footer="708" w:gutter="0"/>

--- a/CHANGE TRACKING/Progress Chase 10 October 2020.docx
+++ b/CHANGE TRACKING/Progress Chase 10 October 2020.docx
@@ -669,31 +669,51 @@
           <w:tcPr>
             <w:tcW w:w="307" w:type="pct"/>
           </w:tcPr>
-          <w:p/>
+          <w:p>
+            <w:r>
+              <w:t>3a(iii)</w:t>
+            </w:r>
+          </w:p>
         </w:tc>
         <w:tc>
           <w:tcPr>
             <w:tcW w:w="569" w:type="pct"/>
           </w:tcPr>
-          <w:p/>
+          <w:p>
+            <w:r>
+              <w:t>11/10/2020</w:t>
+            </w:r>
+          </w:p>
         </w:tc>
         <w:tc>
           <w:tcPr>
             <w:tcW w:w="1749" w:type="pct"/>
           </w:tcPr>
-          <w:p/>
+          <w:p>
+            <w:r>
+              <w:t>Complete offline dataset produced, but now we need to overhaul the industry dimension</w:t>
+            </w:r>
+          </w:p>
         </w:tc>
         <w:tc>
           <w:tcPr>
             <w:tcW w:w="1042" w:type="pct"/>
           </w:tcPr>
-          <w:p/>
+          <w:p>
+            <w:r>
+              <w:t>WDI2020 new indicators incorporated</w:t>
+            </w:r>
+          </w:p>
         </w:tc>
         <w:tc>
           <w:tcPr>
             <w:tcW w:w="1333" w:type="pct"/>
           </w:tcPr>
-          <w:p/>
+          <w:p>
+            <w:r>
+              <w:t>Complete offline dataset produced</w:t>
+            </w:r>
+          </w:p>
         </w:tc>
       </w:tr>
       <w:tr>
